--- a/briefings/线口监测午报-2026-08-19.docx
+++ b/briefings/线口监测午报-2026-08-19.docx
@@ -22,7 +22,7 @@
           <w:color w:val="888888"/>
           <w:sz w:val="18"/>
         </w:rPr>
-        <w:t>监测窗口:近48小时 | 生成时间:2026-08-19 17:06</w:t>
+        <w:t>监测窗口:近48小时 | 生成时间:2026-08-19 17:53</w:t>
       </w:r>
     </w:p>
     <w:p>
@@ -70,6 +70,108 @@
           <w:color w:val="888888"/>
           <w:sz w:val="24"/>
         </w:rPr>
+        <w:t>AI 芯片初创企业 Etched 估值飙升至 210 亿美元，首批机架出货</w:t>
+      </w:r>
+    </w:p>
+    <w:p>
+      <w:r>
+        <w:rPr>
+          <w:rFonts w:ascii="Times New Roman" w:hAnsi="Times New Roman" w:eastAsia="宋体"/>
+          <w:color w:val="888888"/>
+          <w:sz w:val="18"/>
+        </w:rPr>
+        <w:t>来源:IT之家 | 时间:08-19 17:31</w:t>
+      </w:r>
+    </w:p>
+    <w:p>
+      <w:r>
+        <w:rPr>
+          <w:rFonts w:ascii="Times New Roman" w:hAnsi="Times New Roman" w:eastAsia="宋体"/>
+          <w:sz w:val="18"/>
+        </w:rPr>
+        <w:t>链接:</w:t>
+      </w:r>
+      <w:hyperlink r:id="rId9">
+        <w:r>
+          <w:rPr>
+            <w:color w:val="0563C1"/>
+            <w:u w:val="single"/>
+          </w:rPr>
+          <w:t>AI 芯片初创企业 Etched 估值飙升至 210 亿美元，首批机架出货</w:t>
+        </w:r>
+      </w:hyperlink>
+    </w:p>
+    <w:p>
+      <w:pPr>
+        <w:pStyle w:val="Heading3"/>
+      </w:pPr>
+      <w:r>
+        <w:rPr>
+          <w:rFonts w:ascii="Times New Roman" w:hAnsi="Times New Roman" w:eastAsia="黑体"/>
+          <w:b w:val="0"/>
+          <w:color w:val="888888"/>
+          <w:sz w:val="24"/>
+        </w:rPr>
+        <w:t>【C级·参考】</w:t>
+      </w:r>
+      <w:r>
+        <w:rPr>
+          <w:rFonts w:ascii="Times New Roman" w:hAnsi="Times New Roman" w:eastAsia="黑体"/>
+          <w:b w:val="0"/>
+          <w:color w:val="888888"/>
+          <w:sz w:val="24"/>
+        </w:rPr>
+        <w:t>AI 芯片需求激增，消息称三星部分先进制程代工最高涨价 15%</w:t>
+      </w:r>
+    </w:p>
+    <w:p>
+      <w:r>
+        <w:rPr>
+          <w:rFonts w:ascii="Times New Roman" w:hAnsi="Times New Roman" w:eastAsia="宋体"/>
+          <w:color w:val="888888"/>
+          <w:sz w:val="18"/>
+        </w:rPr>
+        <w:t>来源:IT之家 | 时间:08-19 17:18</w:t>
+      </w:r>
+    </w:p>
+    <w:p>
+      <w:r>
+        <w:rPr>
+          <w:rFonts w:ascii="Times New Roman" w:hAnsi="Times New Roman" w:eastAsia="宋体"/>
+          <w:sz w:val="18"/>
+        </w:rPr>
+        <w:t>链接:</w:t>
+      </w:r>
+      <w:hyperlink r:id="rId10">
+        <w:r>
+          <w:rPr>
+            <w:color w:val="0563C1"/>
+            <w:u w:val="single"/>
+          </w:rPr>
+          <w:t>AI 芯片需求激增，消息称三星部分先进制程代工最高涨价 15%</w:t>
+        </w:r>
+      </w:hyperlink>
+    </w:p>
+    <w:p>
+      <w:pPr>
+        <w:pStyle w:val="Heading3"/>
+      </w:pPr>
+      <w:r>
+        <w:rPr>
+          <w:rFonts w:ascii="Times New Roman" w:hAnsi="Times New Roman" w:eastAsia="黑体"/>
+          <w:b w:val="0"/>
+          <w:color w:val="888888"/>
+          <w:sz w:val="24"/>
+        </w:rPr>
+        <w:t>【C级·参考】</w:t>
+      </w:r>
+      <w:r>
+        <w:rPr>
+          <w:rFonts w:ascii="Times New Roman" w:hAnsi="Times New Roman" w:eastAsia="黑体"/>
+          <w:b w:val="0"/>
+          <w:color w:val="888888"/>
+          <w:sz w:val="24"/>
+        </w:rPr>
         <w:t>联想 AI 平板拯救者 Y700 无极专属配件公开，含专属手柄、街机底座、多功能保护壳等</w:t>
       </w:r>
     </w:p>
@@ -91,7 +193,7 @@
         </w:rPr>
         <w:t>链接:</w:t>
       </w:r>
-      <w:hyperlink r:id="rId9">
+      <w:hyperlink r:id="rId11">
         <w:r>
           <w:rPr>
             <w:color w:val="0563C1"/>
@@ -142,7 +244,7 @@
         </w:rPr>
         <w:t>链接:</w:t>
       </w:r>
-      <w:hyperlink r:id="rId10">
+      <w:hyperlink r:id="rId12">
         <w:r>
           <w:rPr>
             <w:color w:val="0563C1"/>
@@ -193,7 +295,7 @@
         </w:rPr>
         <w:t>链接:</w:t>
       </w:r>
-      <w:hyperlink r:id="rId11">
+      <w:hyperlink r:id="rId13">
         <w:r>
           <w:rPr>
             <w:color w:val="0563C1"/>
@@ -244,166 +346,13 @@
         </w:rPr>
         <w:t>链接:</w:t>
       </w:r>
-      <w:hyperlink r:id="rId12">
+      <w:hyperlink r:id="rId14">
         <w:r>
           <w:rPr>
             <w:color w:val="0563C1"/>
             <w:u w:val="single"/>
           </w:rPr>
           <w:t>网络攻击频发，法国政府部门将用 AI 检测网络安全漏洞</w:t>
-        </w:r>
-      </w:hyperlink>
-    </w:p>
-    <w:p>
-      <w:pPr>
-        <w:pStyle w:val="Heading3"/>
-      </w:pPr>
-      <w:r>
-        <w:rPr>
-          <w:rFonts w:ascii="Times New Roman" w:hAnsi="Times New Roman" w:eastAsia="黑体"/>
-          <w:b w:val="0"/>
-          <w:color w:val="888888"/>
-          <w:sz w:val="24"/>
-        </w:rPr>
-        <w:t>【C级·参考】</w:t>
-      </w:r>
-      <w:r>
-        <w:rPr>
-          <w:rFonts w:ascii="Times New Roman" w:hAnsi="Times New Roman" w:eastAsia="黑体"/>
-          <w:b w:val="0"/>
-          <w:color w:val="888888"/>
-          <w:sz w:val="24"/>
-        </w:rPr>
-        <w:t>图灵奖得主萨顿警告：AI 行业过度依赖合成数据是一个大错误</w:t>
-      </w:r>
-    </w:p>
-    <w:p>
-      <w:r>
-        <w:rPr>
-          <w:rFonts w:ascii="Times New Roman" w:hAnsi="Times New Roman" w:eastAsia="宋体"/>
-          <w:color w:val="888888"/>
-          <w:sz w:val="18"/>
-        </w:rPr>
-        <w:t>来源:IT之家 | 时间:08-19 14:25</w:t>
-      </w:r>
-    </w:p>
-    <w:p>
-      <w:r>
-        <w:rPr>
-          <w:rFonts w:ascii="Times New Roman" w:hAnsi="Times New Roman" w:eastAsia="宋体"/>
-          <w:sz w:val="18"/>
-        </w:rPr>
-        <w:t>链接:</w:t>
-      </w:r>
-      <w:hyperlink r:id="rId13">
-        <w:r>
-          <w:rPr>
-            <w:color w:val="0563C1"/>
-            <w:u w:val="single"/>
-          </w:rPr>
-          <w:t>图灵奖得主萨顿警告：AI 行业过度依赖合成数据是一个大错误</w:t>
-        </w:r>
-      </w:hyperlink>
-    </w:p>
-    <w:p>
-      <w:pPr>
-        <w:pStyle w:val="Heading3"/>
-      </w:pPr>
-      <w:r>
-        <w:rPr>
-          <w:rFonts w:ascii="Times New Roman" w:hAnsi="Times New Roman" w:eastAsia="黑体"/>
-          <w:b w:val="0"/>
-          <w:color w:val="888888"/>
-          <w:sz w:val="24"/>
-        </w:rPr>
-        <w:t>【C级·参考】</w:t>
-      </w:r>
-      <w:r>
-        <w:rPr>
-          <w:rFonts w:ascii="Times New Roman" w:hAnsi="Times New Roman" w:eastAsia="黑体"/>
-          <w:b w:val="0"/>
-          <w:color w:val="888888"/>
-          <w:sz w:val="24"/>
-        </w:rPr>
-        <w:t>日本公布 AI 草案，敦促开发者披露训练数据</w:t>
-      </w:r>
-    </w:p>
-    <w:p>
-      <w:r>
-        <w:rPr>
-          <w:rFonts w:ascii="Times New Roman" w:hAnsi="Times New Roman" w:eastAsia="宋体"/>
-          <w:color w:val="888888"/>
-          <w:sz w:val="18"/>
-        </w:rPr>
-        <w:t>来源:IT之家 | 时间:08-19 13:54</w:t>
-      </w:r>
-    </w:p>
-    <w:p>
-      <w:r>
-        <w:rPr>
-          <w:rFonts w:ascii="Times New Roman" w:hAnsi="Times New Roman" w:eastAsia="宋体"/>
-          <w:sz w:val="18"/>
-        </w:rPr>
-        <w:t>链接:</w:t>
-      </w:r>
-      <w:hyperlink r:id="rId14">
-        <w:r>
-          <w:rPr>
-            <w:color w:val="0563C1"/>
-            <w:u w:val="single"/>
-          </w:rPr>
-          <w:t>日本公布 AI 草案，敦促开发者披露训练数据</w:t>
-        </w:r>
-      </w:hyperlink>
-    </w:p>
-    <w:p>
-      <w:pPr>
-        <w:pStyle w:val="Heading3"/>
-      </w:pPr>
-      <w:r>
-        <w:rPr>
-          <w:rFonts w:ascii="Times New Roman" w:hAnsi="Times New Roman" w:eastAsia="黑体"/>
-          <w:b w:val="0"/>
-          <w:color w:val="888888"/>
-          <w:sz w:val="24"/>
-        </w:rPr>
-        <w:t>【C级·参考】</w:t>
-      </w:r>
-      <w:r>
-        <w:rPr>
-          <w:rFonts w:ascii="Times New Roman" w:hAnsi="Times New Roman" w:eastAsia="黑体"/>
-          <w:b w:val="0"/>
-          <w:color w:val="888888"/>
-          <w:sz w:val="24"/>
-        </w:rPr>
-        <w:t>“神奇小子”创立的公司推出 chestnut eGPU 扩展坞，车载 AI 浮点运算提高约 100 倍</w:t>
-      </w:r>
-    </w:p>
-    <w:p>
-      <w:r>
-        <w:rPr>
-          <w:rFonts w:ascii="Times New Roman" w:hAnsi="Times New Roman" w:eastAsia="宋体"/>
-          <w:color w:val="888888"/>
-          <w:sz w:val="18"/>
-        </w:rPr>
-        <w:t>来源:IT之家 | 时间:08-19 13:45</w:t>
-      </w:r>
-    </w:p>
-    <w:p>
-      <w:r>
-        <w:rPr>
-          <w:rFonts w:ascii="Times New Roman" w:hAnsi="Times New Roman" w:eastAsia="宋体"/>
-          <w:sz w:val="18"/>
-        </w:rPr>
-        <w:t>链接:</w:t>
-      </w:r>
-      <w:hyperlink r:id="rId15">
-        <w:r>
-          <w:rPr>
-            <w:color w:val="0563C1"/>
-            <w:u w:val="single"/>
-          </w:rPr>
-          <w:t>“神奇小子”创立的公司推出 chestnut eGPU 扩展坞，车载 AI 浮点运算提高约 100 倍</w:t>
         </w:r>
       </w:hyperlink>
     </w:p>
@@ -448,7 +397,7 @@
         </w:rPr>
         <w:t>链接:</w:t>
       </w:r>
-      <w:hyperlink r:id="rId16">
+      <w:hyperlink r:id="rId15">
         <w:r>
           <w:rPr>
             <w:color w:val="0563C1"/>
@@ -499,7 +448,7 @@
         </w:rPr>
         <w:t>链接:</w:t>
       </w:r>
-      <w:hyperlink r:id="rId17">
+      <w:hyperlink r:id="rId16">
         <w:r>
           <w:rPr>
             <w:color w:val="0563C1"/>
@@ -550,7 +499,7 @@
         </w:rPr>
         <w:t>链接:</w:t>
       </w:r>
-      <w:hyperlink r:id="rId18">
+      <w:hyperlink r:id="rId17">
         <w:r>
           <w:rPr>
             <w:color w:val="0563C1"/>
@@ -601,7 +550,7 @@
         </w:rPr>
         <w:t>链接:</w:t>
       </w:r>
-      <w:hyperlink r:id="rId19">
+      <w:hyperlink r:id="rId18">
         <w:r>
           <w:rPr>
             <w:color w:val="0563C1"/>
@@ -652,7 +601,7 @@
         </w:rPr>
         <w:t>链接:</w:t>
       </w:r>
-      <w:hyperlink r:id="rId20">
+      <w:hyperlink r:id="rId19">
         <w:r>
           <w:rPr>
             <w:color w:val="0563C1"/>
@@ -703,13 +652,76 @@
         </w:rPr>
         <w:t>链接:</w:t>
       </w:r>
+      <w:hyperlink r:id="rId20">
+        <w:r>
+          <w:rPr>
+            <w:color w:val="0563C1"/>
+            <w:u w:val="single"/>
+          </w:rPr>
+          <w:t>当蒋奇明、李诞戴上同一副AI眼镜，2026年度最期待新品来了</w:t>
+        </w:r>
+      </w:hyperlink>
+    </w:p>
+    <w:p>
+      <w:pPr>
+        <w:pStyle w:val="Heading2"/>
+      </w:pPr>
+      <w:r>
+        <w:rPr>
+          <w:rFonts w:ascii="Times New Roman" w:hAnsi="Times New Roman" w:eastAsia="黑体"/>
+          <w:sz w:val="28"/>
+        </w:rPr>
+        <w:t>机器人/AI硬件</w:t>
+      </w:r>
+    </w:p>
+    <w:p>
+      <w:pPr>
+        <w:pStyle w:val="Heading3"/>
+      </w:pPr>
+      <w:r>
+        <w:rPr>
+          <w:rFonts w:ascii="Times New Roman" w:hAnsi="Times New Roman" w:eastAsia="黑体"/>
+          <w:b w:val="0"/>
+          <w:color w:val="888888"/>
+          <w:sz w:val="24"/>
+        </w:rPr>
+        <w:t>【C级·参考】</w:t>
+      </w:r>
+      <w:r>
+        <w:rPr>
+          <w:rFonts w:ascii="Times New Roman" w:hAnsi="Times New Roman" w:eastAsia="黑体"/>
+          <w:b w:val="0"/>
+          <w:color w:val="888888"/>
+          <w:sz w:val="24"/>
+        </w:rPr>
+        <w:t>宇树科技王兴兴回应大学毕业后仅 2 个月就从大疆离职：热爱机器人 + 产业化机会出现</w:t>
+      </w:r>
+    </w:p>
+    <w:p>
+      <w:r>
+        <w:rPr>
+          <w:rFonts w:ascii="Times New Roman" w:hAnsi="Times New Roman" w:eastAsia="宋体"/>
+          <w:color w:val="888888"/>
+          <w:sz w:val="18"/>
+        </w:rPr>
+        <w:t>来源:IT之家 | 时间:08-19 17:48</w:t>
+      </w:r>
+    </w:p>
+    <w:p>
+      <w:r>
+        <w:rPr>
+          <w:rFonts w:ascii="Times New Roman" w:hAnsi="Times New Roman" w:eastAsia="宋体"/>
+          <w:sz w:val="18"/>
+        </w:rPr>
+        <w:t>链接:</w:t>
+      </w:r>
       <w:hyperlink r:id="rId21">
         <w:r>
           <w:rPr>
             <w:color w:val="0563C1"/>
             <w:u w:val="single"/>
           </w:rPr>
-          <w:t>当蒋奇明、李诞戴上同一副AI眼镜，2026年度最期待新品来了</w:t>
+          <w:t>宇树科技王兴兴回应大学毕业后仅 2 个月就从大疆离职：热爱机器人 + 产业化机会出现</w:t>
         </w:r>
       </w:hyperlink>
     </w:p>
@@ -733,7 +745,7 @@
           <w:color w:val="888888"/>
           <w:sz w:val="24"/>
         </w:rPr>
-        <w:t>2699元起! 闪极新款AI眼镜发布：重40g，能写日记、接Agent，40小时续航</w:t>
+        <w:t>小米新一代人形机器人亮相 2026 世界机器人博览会，8 月 20 日起展台将对普通观众开放</w:t>
       </w:r>
     </w:p>
     <w:p>
@@ -743,7 +755,7 @@
           <w:color w:val="888888"/>
           <w:sz w:val="18"/>
         </w:rPr>
-        <w:t>来源:Bing新闻 | 时间:08-18 15:13</w:t>
+        <w:t>来源:IT之家 | 时间:08-19 17:28</w:t>
       </w:r>
     </w:p>
     <w:p>
@@ -760,21 +772,9 @@
             <w:color w:val="0563C1"/>
             <w:u w:val="single"/>
           </w:rPr>
-          <w:t>2699元起! 闪极新款AI眼镜发布：重40g，能写日记、接Agent，40小时续航</w:t>
+          <w:t>小米新一代人形机器人亮相 2026 世界机器人博览会，8 月 20 日起展台将对普通观众开放</w:t>
         </w:r>
       </w:hyperlink>
-    </w:p>
-    <w:p>
-      <w:pPr>
-        <w:pStyle w:val="Heading2"/>
-      </w:pPr>
-      <w:r>
-        <w:rPr>
-          <w:rFonts w:ascii="Times New Roman" w:hAnsi="Times New Roman" w:eastAsia="黑体"/>
-          <w:sz w:val="28"/>
-        </w:rPr>
-        <w:t>机器人/AI硬件</w:t>
-      </w:r>
     </w:p>
     <w:p>
       <w:pPr>
@@ -1279,6 +1279,57 @@
           <w:color w:val="888888"/>
           <w:sz w:val="24"/>
         </w:rPr>
+        <w:t>华东首个，京东物流长三角至京津冀电商多式联运快速班列成功开行</w:t>
+      </w:r>
+    </w:p>
+    <w:p>
+      <w:r>
+        <w:rPr>
+          <w:rFonts w:ascii="Times New Roman" w:hAnsi="Times New Roman" w:eastAsia="宋体"/>
+          <w:color w:val="888888"/>
+          <w:sz w:val="18"/>
+        </w:rPr>
+        <w:t>来源:IT之家 | 时间:08-19 17:45</w:t>
+      </w:r>
+    </w:p>
+    <w:p>
+      <w:r>
+        <w:rPr>
+          <w:rFonts w:ascii="Times New Roman" w:hAnsi="Times New Roman" w:eastAsia="宋体"/>
+          <w:sz w:val="18"/>
+        </w:rPr>
+        <w:t>链接:</w:t>
+      </w:r>
+      <w:hyperlink r:id="rId32">
+        <w:r>
+          <w:rPr>
+            <w:color w:val="0563C1"/>
+            <w:u w:val="single"/>
+          </w:rPr>
+          <w:t>华东首个，京东物流长三角至京津冀电商多式联运快速班列成功开行</w:t>
+        </w:r>
+      </w:hyperlink>
+    </w:p>
+    <w:p>
+      <w:pPr>
+        <w:pStyle w:val="Heading3"/>
+      </w:pPr>
+      <w:r>
+        <w:rPr>
+          <w:rFonts w:ascii="Times New Roman" w:hAnsi="Times New Roman" w:eastAsia="黑体"/>
+          <w:b w:val="0"/>
+          <w:color w:val="888888"/>
+          <w:sz w:val="24"/>
+        </w:rPr>
+        <w:t>【C级·参考】</w:t>
+      </w:r>
+      <w:r>
+        <w:rPr>
+          <w:rFonts w:ascii="Times New Roman" w:hAnsi="Times New Roman" w:eastAsia="黑体"/>
+          <w:b w:val="0"/>
+          <w:color w:val="888888"/>
+          <w:sz w:val="24"/>
+        </w:rPr>
         <w:t>一烧烤店开出 30 多个外卖账号，上海查处一起“幽灵外卖”案</w:t>
       </w:r>
     </w:p>
@@ -1300,7 +1351,7 @@
         </w:rPr>
         <w:t>链接:</w:t>
       </w:r>
-      <w:hyperlink r:id="rId32">
+      <w:hyperlink r:id="rId33">
         <w:r>
           <w:rPr>
             <w:color w:val="0563C1"/>
@@ -1351,7 +1402,7 @@
         </w:rPr>
         <w:t>链接:</w:t>
       </w:r>
-      <w:hyperlink r:id="rId33">
+      <w:hyperlink r:id="rId34">
         <w:r>
           <w:rPr>
             <w:color w:val="0563C1"/>
@@ -1414,7 +1465,7 @@
         </w:rPr>
         <w:t>链接:</w:t>
       </w:r>
-      <w:hyperlink r:id="rId34">
+      <w:hyperlink r:id="rId35">
         <w:r>
           <w:rPr>
             <w:color w:val="0563C1"/>
@@ -1465,7 +1516,7 @@
         </w:rPr>
         <w:t>链接:</w:t>
       </w:r>
-      <w:hyperlink r:id="rId35">
+      <w:hyperlink r:id="rId36">
         <w:r>
           <w:rPr>
             <w:color w:val="0563C1"/>
@@ -1516,7 +1567,7 @@
         </w:rPr>
         <w:t>链接:</w:t>
       </w:r>
-      <w:hyperlink r:id="rId36">
+      <w:hyperlink r:id="rId37">
         <w:r>
           <w:rPr>
             <w:color w:val="0563C1"/>
@@ -1579,64 +1630,13 @@
         </w:rPr>
         <w:t>链接:</w:t>
       </w:r>
-      <w:hyperlink r:id="rId37">
+      <w:hyperlink r:id="rId38">
         <w:r>
           <w:rPr>
             <w:color w:val="0563C1"/>
             <w:u w:val="single"/>
           </w:rPr>
           <w:t>机械师曙光 S 主机新品开启预约：酷睿 7 230H+RTX 5060 显卡，国补后到手 5949.15 元</w:t>
-        </w:r>
-      </w:hyperlink>
-    </w:p>
-    <w:p>
-      <w:pPr>
-        <w:pStyle w:val="Heading3"/>
-      </w:pPr>
-      <w:r>
-        <w:rPr>
-          <w:rFonts w:ascii="Times New Roman" w:hAnsi="Times New Roman" w:eastAsia="黑体"/>
-          <w:b w:val="0"/>
-          <w:color w:val="888888"/>
-          <w:sz w:val="24"/>
-        </w:rPr>
-        <w:t>【C级·参考】</w:t>
-      </w:r>
-      <w:r>
-        <w:rPr>
-          <w:rFonts w:ascii="Times New Roman" w:hAnsi="Times New Roman" w:eastAsia="黑体"/>
-          <w:b w:val="0"/>
-          <w:color w:val="888888"/>
-          <w:sz w:val="24"/>
-        </w:rPr>
-        <w:t>从 3D 迈向 2D，消息称拓竹进军消费级 UV 打印机赛道</w:t>
-      </w:r>
-    </w:p>
-    <w:p>
-      <w:r>
-        <w:rPr>
-          <w:rFonts w:ascii="Times New Roman" w:hAnsi="Times New Roman" w:eastAsia="宋体"/>
-          <w:color w:val="888888"/>
-          <w:sz w:val="18"/>
-        </w:rPr>
-        <w:t>来源:IT之家 | 时间:08-19 13:26</w:t>
-      </w:r>
-    </w:p>
-    <w:p>
-      <w:r>
-        <w:rPr>
-          <w:rFonts w:ascii="Times New Roman" w:hAnsi="Times New Roman" w:eastAsia="宋体"/>
-          <w:sz w:val="18"/>
-        </w:rPr>
-        <w:t>链接:</w:t>
-      </w:r>
-      <w:hyperlink r:id="rId38">
-        <w:r>
-          <w:rPr>
-            <w:color w:val="0563C1"/>
-            <w:u w:val="single"/>
-          </w:rPr>
-          <w:t>从 3D 迈向 2D，消息称拓竹进军消费级 UV 打印机赛道</w:t>
         </w:r>
       </w:hyperlink>
     </w:p>
@@ -1666,7 +1666,7 @@
           <w:rFonts w:ascii="Times New Roman" w:hAnsi="Times New Roman" w:eastAsia="宋体"/>
           <w:sz w:val="18"/>
         </w:rPr>
-        <w:t>IT之家(60)、GameLook(13)、HackerNews(2)、Bing新闻(9)</w:t>
+        <w:t>IT之家(60)、GameLook(13)、HackerNews(3)、Bing新闻(9)</w:t>
       </w:r>
     </w:p>
     <w:p>
